--- a/TTTN-02.docx
+++ b/TTTN-02.docx
@@ -2125,7 +2125,7 @@
                 <w:sz w:val="26"/>
                 <w:szCs w:val="26"/>
               </w:rPr>
-              <w:t>https://github.com/Nothingtoread/fighting-game</w:t>
+              <w:t>https://github.com/TranNhatMinh5224/RAG</w:t>
             </w:r>
           </w:p>
         </w:tc>
